--- a/skills/write-career-documents/assets/generic-cv-template.docx
+++ b/skills/write-career-documents/assets/generic-cv-template.docx
@@ -12,9 +12,9 @@
           <w:b/>
           <w:i w:val="0"/>
           <w:sz w:val="48"/>
-          <w:lang w:val="de-DE"/>
+          <w:lang w:val="en-GB"/>
         </w:rPr>
-        <w:t>Lea Hoffmann</w:t>
+        <w:t xml:space="preserve">Lea Hoffmann</w:t>
       </w:r>
     </w:p>
     <w:p>
@@ -27,9 +27,9 @@
           <w:b w:val="0"/>
           <w:i w:val="0"/>
           <w:sz w:val="22"/>
-          <w:lang w:val="de-DE"/>
+          <w:lang w:val="en-GB"/>
         </w:rPr>
-        <w:t>+49 000 0000000 | lea.hoffmann@example.com</w:t>
+        <w:t xml:space="preserve">+49 000 0000000 | lea.hoffmann@example.com</w:t>
       </w:r>
     </w:p>
     <w:p>
@@ -45,9 +45,9 @@
           <w:b/>
           <w:i w:val="0"/>
           <w:sz w:val="22"/>
-          <w:lang w:val="de-DE"/>
+          <w:lang w:val="en-GB"/>
         </w:rPr>
-        <w:t>AUSBILDUNG</w:t>
+        <w:t xml:space="preserve">EDUCATION</w:t>
       </w:r>
     </w:p>
     <w:p>
@@ -60,29 +60,11 @@
           <w:b/>
           <w:i w:val="0"/>
           <w:sz w:val="20"/>
-          <w:lang w:val="de-DE"/>
+          <w:lang w:val="en-GB"/>
         </w:rPr>
-        <w:t>Universität zu Köln</w:t>
-      </w:r>
-      <w:r>
-        <w:rPr>
-          <w:rFonts w:ascii="Times New Roman" w:hAnsi="Times New Roman" w:eastAsia="Times New Roman"/>
-          <w:b w:val="0"/>
-          <w:i w:val="0"/>
-          <w:sz w:val="20"/>
-          <w:lang w:val="de-DE"/>
-        </w:rPr>
+        <w:t xml:space="preserve">University of Cologne</w:t>
         <w:tab/>
-      </w:r>
-      <w:r>
-        <w:rPr>
-          <w:rFonts w:ascii="Times New Roman" w:hAnsi="Times New Roman" w:eastAsia="Times New Roman"/>
-          <w:b/>
-          <w:i w:val="0"/>
-          <w:sz w:val="20"/>
-          <w:lang w:val="de-DE"/>
-        </w:rPr>
-        <w:t>Köln, Deutschland</w:t>
+        <w:t xml:space="preserve">Cologne, Germany</w:t>
       </w:r>
     </w:p>
     <w:p>
@@ -95,29 +77,11 @@
           <w:b w:val="0"/>
           <w:i/>
           <w:sz w:val="20"/>
-          <w:lang w:val="de-DE"/>
+          <w:lang w:val="en-GB"/>
         </w:rPr>
-        <w:t>Master of Science in Business Administration</w:t>
-      </w:r>
-      <w:r>
-        <w:rPr>
-          <w:rFonts w:ascii="Times New Roman" w:hAnsi="Times New Roman" w:eastAsia="Times New Roman"/>
-          <w:b w:val="0"/>
-          <w:i/>
-          <w:sz w:val="20"/>
-          <w:lang w:val="de-DE"/>
-        </w:rPr>
+        <w:t xml:space="preserve">Master of Science in Business Administration</w:t>
         <w:tab/>
-      </w:r>
-      <w:r>
-        <w:rPr>
-          <w:rFonts w:ascii="Times New Roman" w:hAnsi="Times New Roman" w:eastAsia="Times New Roman"/>
-          <w:b w:val="0"/>
-          <w:i w:val="0"/>
-          <w:sz w:val="20"/>
-          <w:lang w:val="de-DE"/>
-        </w:rPr>
-        <w:t>10/2024 – 09/2026 (voraussichtlich)</w:t>
+        <w:t xml:space="preserve">10/2024 – 09/2026 (expected)</w:t>
       </w:r>
     </w:p>
     <w:p>
@@ -135,9 +99,9 @@
           <w:b w:val="0"/>
           <w:i w:val="0"/>
           <w:sz w:val="20"/>
-          <w:lang w:val="de-DE"/>
+          <w:lang w:val="en-GB"/>
         </w:rPr>
-        <w:t>Schwerpunkte: Corporate Strategy, Finance und Digital Transformation</w:t>
+        <w:t xml:space="preserve">Focus: Corporate Strategy, Finance and Digital Transformation</w:t>
       </w:r>
     </w:p>
     <w:p>
@@ -155,9 +119,9 @@
           <w:b w:val="0"/>
           <w:i w:val="0"/>
           <w:sz w:val="20"/>
-          <w:lang w:val="de-DE"/>
+          <w:lang w:val="en-GB"/>
         </w:rPr>
-        <w:t>Aktueller Notendurchschnitt: 1,5; Auslandssemester an der Copenhagen Business School</w:t>
+        <w:t xml:space="preserve">Current grade: 1.5 (German scale); exchange semester at Copenhagen Business School</w:t>
       </w:r>
     </w:p>
     <w:p>
@@ -171,29 +135,11 @@
           <w:b/>
           <w:i w:val="0"/>
           <w:sz w:val="20"/>
-          <w:lang w:val="de-DE"/>
+          <w:lang w:val="en-GB"/>
         </w:rPr>
-        <w:t>Universität Münster</w:t>
-      </w:r>
-      <w:r>
-        <w:rPr>
-          <w:rFonts w:ascii="Times New Roman" w:hAnsi="Times New Roman" w:eastAsia="Times New Roman"/>
-          <w:b w:val="0"/>
-          <w:i w:val="0"/>
-          <w:sz w:val="20"/>
-          <w:lang w:val="de-DE"/>
-        </w:rPr>
+        <w:t xml:space="preserve">University of Münster</w:t>
         <w:tab/>
-      </w:r>
-      <w:r>
-        <w:rPr>
-          <w:rFonts w:ascii="Times New Roman" w:hAnsi="Times New Roman" w:eastAsia="Times New Roman"/>
-          <w:b/>
-          <w:i w:val="0"/>
-          <w:sz w:val="20"/>
-          <w:lang w:val="de-DE"/>
-        </w:rPr>
-        <w:t>Münster, Deutschland</w:t>
+        <w:t xml:space="preserve">Münster, Germany</w:t>
       </w:r>
     </w:p>
     <w:p>
@@ -206,29 +152,11 @@
           <w:b w:val="0"/>
           <w:i/>
           <w:sz w:val="20"/>
-          <w:lang w:val="de-DE"/>
+          <w:lang w:val="en-GB"/>
         </w:rPr>
-        <w:t>Bachelor of Science in Betriebswirtschaftslehre</w:t>
-      </w:r>
-      <w:r>
-        <w:rPr>
-          <w:rFonts w:ascii="Times New Roman" w:hAnsi="Times New Roman" w:eastAsia="Times New Roman"/>
-          <w:b w:val="0"/>
-          <w:i/>
-          <w:sz w:val="20"/>
-          <w:lang w:val="de-DE"/>
-        </w:rPr>
+        <w:t xml:space="preserve">Bachelor of Science in Business Administration</w:t>
         <w:tab/>
-      </w:r>
-      <w:r>
-        <w:rPr>
-          <w:rFonts w:ascii="Times New Roman" w:hAnsi="Times New Roman" w:eastAsia="Times New Roman"/>
-          <w:b w:val="0"/>
-          <w:i w:val="0"/>
-          <w:sz w:val="20"/>
-          <w:lang w:val="de-DE"/>
-        </w:rPr>
-        <w:t>10/2021 – 09/2024</w:t>
+        <w:t xml:space="preserve">10/2021 – 09/2024</w:t>
       </w:r>
     </w:p>
     <w:p>
@@ -246,9 +174,9 @@
           <w:b w:val="0"/>
           <w:i w:val="0"/>
           <w:sz w:val="20"/>
-          <w:lang w:val="de-DE"/>
+          <w:lang w:val="en-GB"/>
         </w:rPr>
-        <w:t>Abschlussnote: 1,7; Bachelorarbeit zur wirtschaftlichen Bewertung digitaler Geschäftsmodelle, Note 1,3</w:t>
+        <w:t xml:space="preserve">Final grade: 1.7 (German scale); thesis on valuing digital business models, grade 1.3</w:t>
       </w:r>
     </w:p>
     <w:p>
@@ -262,29 +190,11 @@
           <w:b/>
           <w:i w:val="0"/>
           <w:sz w:val="20"/>
-          <w:lang w:val="de-DE"/>
+          <w:lang w:val="en-GB"/>
         </w:rPr>
-        <w:t>Copenhagen Business School</w:t>
-      </w:r>
-      <w:r>
-        <w:rPr>
-          <w:rFonts w:ascii="Times New Roman" w:hAnsi="Times New Roman" w:eastAsia="Times New Roman"/>
-          <w:b w:val="0"/>
-          <w:i w:val="0"/>
-          <w:sz w:val="20"/>
-          <w:lang w:val="de-DE"/>
-        </w:rPr>
+        <w:t xml:space="preserve">Copenhagen Business School</w:t>
         <w:tab/>
-      </w:r>
-      <w:r>
-        <w:rPr>
-          <w:rFonts w:ascii="Times New Roman" w:hAnsi="Times New Roman" w:eastAsia="Times New Roman"/>
-          <w:b/>
-          <w:i w:val="0"/>
-          <w:sz w:val="20"/>
-          <w:lang w:val="de-DE"/>
-        </w:rPr>
-        <w:t>Kopenhagen, Dänemark</w:t>
+        <w:t xml:space="preserve">Copenhagen, Denmark</w:t>
       </w:r>
     </w:p>
     <w:p>
@@ -297,29 +207,11 @@
           <w:b w:val="0"/>
           <w:i/>
           <w:sz w:val="20"/>
-          <w:lang w:val="de-DE"/>
+          <w:lang w:val="en-GB"/>
         </w:rPr>
-        <w:t>Auslandssemester, Master of Science</w:t>
-      </w:r>
-      <w:r>
-        <w:rPr>
-          <w:rFonts w:ascii="Times New Roman" w:hAnsi="Times New Roman" w:eastAsia="Times New Roman"/>
-          <w:b w:val="0"/>
-          <w:i/>
-          <w:sz w:val="20"/>
-          <w:lang w:val="de-DE"/>
-        </w:rPr>
+        <w:t xml:space="preserve">Exchange semester, Master of Science</w:t>
         <w:tab/>
-      </w:r>
-      <w:r>
-        <w:rPr>
-          <w:rFonts w:ascii="Times New Roman" w:hAnsi="Times New Roman" w:eastAsia="Times New Roman"/>
-          <w:b w:val="0"/>
-          <w:i w:val="0"/>
-          <w:sz w:val="20"/>
-          <w:lang w:val="de-DE"/>
-        </w:rPr>
-        <w:t>01/2026 – 06/2026</w:t>
+        <w:t xml:space="preserve">01/2026 – 06/2026</w:t>
       </w:r>
     </w:p>
     <w:p>
@@ -337,9 +229,9 @@
           <w:b w:val="0"/>
           <w:i w:val="0"/>
           <w:sz w:val="20"/>
-          <w:lang w:val="de-DE"/>
+          <w:lang w:val="en-GB"/>
         </w:rPr>
-        <w:t>Kurse in International Strategy, Entrepreneurial Finance und Digital Business</w:t>
+        <w:t xml:space="preserve">Courses in International Strategy, Entrepreneurial Finance and Digital Business</w:t>
       </w:r>
     </w:p>
     <w:p>
@@ -355,9 +247,9 @@
           <w:b/>
           <w:i w:val="0"/>
           <w:sz w:val="22"/>
-          <w:lang w:val="de-DE"/>
+          <w:lang w:val="en-GB"/>
         </w:rPr>
-        <w:t>BERUFSERFAHRUNG</w:t>
+        <w:t xml:space="preserve">PROFESSIONAL EXPERIENCE</w:t>
       </w:r>
     </w:p>
     <w:p>
@@ -370,29 +262,11 @@
           <w:b/>
           <w:i w:val="0"/>
           <w:sz w:val="20"/>
-          <w:lang w:val="de-DE"/>
+          <w:lang w:val="en-GB"/>
         </w:rPr>
-        <w:t>Rheintec Industries AG</w:t>
-      </w:r>
-      <w:r>
-        <w:rPr>
-          <w:rFonts w:ascii="Times New Roman" w:hAnsi="Times New Roman" w:eastAsia="Times New Roman"/>
-          <w:b w:val="0"/>
-          <w:i w:val="0"/>
-          <w:sz w:val="20"/>
-          <w:lang w:val="de-DE"/>
-        </w:rPr>
+        <w:t xml:space="preserve">Rheintec Industries AG</w:t>
         <w:tab/>
-      </w:r>
-      <w:r>
-        <w:rPr>
-          <w:rFonts w:ascii="Times New Roman" w:hAnsi="Times New Roman" w:eastAsia="Times New Roman"/>
-          <w:b/>
-          <w:i w:val="0"/>
-          <w:sz w:val="20"/>
-          <w:lang w:val="de-DE"/>
-        </w:rPr>
-        <w:t>Düsseldorf, Deutschland</w:t>
+        <w:t xml:space="preserve">Düsseldorf, Germany</w:t>
       </w:r>
     </w:p>
     <w:p>
@@ -405,29 +279,11 @@
           <w:b w:val="0"/>
           <w:i/>
           <w:sz w:val="20"/>
-          <w:lang w:val="de-DE"/>
+          <w:lang w:val="en-GB"/>
         </w:rPr>
-        <w:t>Praktikantin Corporate Strategy</w:t>
-      </w:r>
-      <w:r>
-        <w:rPr>
-          <w:rFonts w:ascii="Times New Roman" w:hAnsi="Times New Roman" w:eastAsia="Times New Roman"/>
-          <w:b w:val="0"/>
-          <w:i/>
-          <w:sz w:val="20"/>
-          <w:lang w:val="de-DE"/>
-        </w:rPr>
+        <w:t xml:space="preserve">Corporate Strategy Intern</w:t>
         <w:tab/>
-      </w:r>
-      <w:r>
-        <w:rPr>
-          <w:rFonts w:ascii="Times New Roman" w:hAnsi="Times New Roman" w:eastAsia="Times New Roman"/>
-          <w:b w:val="0"/>
-          <w:i w:val="0"/>
-          <w:sz w:val="20"/>
-          <w:lang w:val="de-DE"/>
-        </w:rPr>
-        <w:t>04/2025 – 08/2025</w:t>
+        <w:t xml:space="preserve">04/2025 – 08/2025</w:t>
       </w:r>
     </w:p>
     <w:p>
@@ -445,9 +301,9 @@
           <w:b w:val="0"/>
           <w:i w:val="0"/>
           <w:sz w:val="20"/>
-          <w:lang w:val="de-DE"/>
+          <w:lang w:val="en-GB"/>
         </w:rPr>
-        <w:t>Analysierte fünf europäische Wachstumsmärkte für eine neue Serviceplattform und bereitete die Ergebnisse für die Geschäftsleitung auf.</w:t>
+        <w:t xml:space="preserve">Analysed five European growth markets for a new service platform and prepared findings for senior management.</w:t>
       </w:r>
     </w:p>
     <w:p>
@@ -465,9 +321,9 @@
           <w:b w:val="0"/>
           <w:i w:val="0"/>
           <w:sz w:val="20"/>
-          <w:lang w:val="de-DE"/>
+          <w:lang w:val="en-GB"/>
         </w:rPr>
-        <w:t>Entwickelte gemeinsam mit Finance ein Business-Case-Modell mit drei Markteintrittsszenarien und einem Planungshorizont von fünf Jahren.</w:t>
+        <w:t xml:space="preserve">Developed a business case with Finance covering three market-entry scenarios and a five-year planning horizon.</w:t>
       </w:r>
     </w:p>
     <w:p>
@@ -485,9 +341,9 @@
           <w:b w:val="0"/>
           <w:i w:val="0"/>
           <w:sz w:val="20"/>
-          <w:lang w:val="de-DE"/>
+          <w:lang w:val="en-GB"/>
         </w:rPr>
-        <w:t>Strukturierte Wettbewerbs- und Kundeninformationen für einen Strategieworkshop mit zwölf Führungskräften.</w:t>
+        <w:t xml:space="preserve">Structured competitor and customer insights for a strategy workshop with twelve executives.</w:t>
       </w:r>
     </w:p>
     <w:p>
@@ -501,29 +357,11 @@
           <w:b/>
           <w:i w:val="0"/>
           <w:sz w:val="20"/>
-          <w:lang w:val="de-DE"/>
+          <w:lang w:val="en-GB"/>
         </w:rPr>
-        <w:t>Lumen Mobility GmbH</w:t>
-      </w:r>
-      <w:r>
-        <w:rPr>
-          <w:rFonts w:ascii="Times New Roman" w:hAnsi="Times New Roman" w:eastAsia="Times New Roman"/>
-          <w:b w:val="0"/>
-          <w:i w:val="0"/>
-          <w:sz w:val="20"/>
-          <w:lang w:val="de-DE"/>
-        </w:rPr>
+        <w:t xml:space="preserve">Lumen Mobility GmbH</w:t>
         <w:tab/>
-      </w:r>
-      <w:r>
-        <w:rPr>
-          <w:rFonts w:ascii="Times New Roman" w:hAnsi="Times New Roman" w:eastAsia="Times New Roman"/>
-          <w:b/>
-          <w:i w:val="0"/>
-          <w:sz w:val="20"/>
-          <w:lang w:val="de-DE"/>
-        </w:rPr>
-        <w:t>Köln, Deutschland</w:t>
+        <w:t xml:space="preserve">Cologne, Germany</w:t>
       </w:r>
     </w:p>
     <w:p>
@@ -536,29 +374,11 @@
           <w:b w:val="0"/>
           <w:i/>
           <w:sz w:val="20"/>
-          <w:lang w:val="de-DE"/>
+          <w:lang w:val="en-GB"/>
         </w:rPr>
-        <w:t>Werkstudentin Founder’s Office</w:t>
-      </w:r>
-      <w:r>
-        <w:rPr>
-          <w:rFonts w:ascii="Times New Roman" w:hAnsi="Times New Roman" w:eastAsia="Times New Roman"/>
-          <w:b w:val="0"/>
-          <w:i/>
-          <w:sz w:val="20"/>
-          <w:lang w:val="de-DE"/>
-        </w:rPr>
+        <w:t xml:space="preserve">Working Student, Founder’s Office</w:t>
         <w:tab/>
-      </w:r>
-      <w:r>
-        <w:rPr>
-          <w:rFonts w:ascii="Times New Roman" w:hAnsi="Times New Roman" w:eastAsia="Times New Roman"/>
-          <w:b w:val="0"/>
-          <w:i w:val="0"/>
-          <w:sz w:val="20"/>
-          <w:lang w:val="de-DE"/>
-        </w:rPr>
-        <w:t>09/2024 – 03/2025</w:t>
+        <w:t xml:space="preserve">09/2024 – 03/2025</w:t>
       </w:r>
     </w:p>
     <w:p>
@@ -576,9 +396,9 @@
           <w:b w:val="0"/>
           <w:i w:val="0"/>
           <w:sz w:val="20"/>
-          <w:lang w:val="de-DE"/>
+          <w:lang w:val="en-GB"/>
         </w:rPr>
-        <w:t>Erstellte ein wöchentliches KPI-Reporting für Vertrieb, Kundenaktivierung und operative Auslastung.</w:t>
+        <w:t xml:space="preserve">Produced weekly KPI reporting on sales, customer activation and operational utilisation.</w:t>
       </w:r>
     </w:p>
     <w:p>
@@ -596,9 +416,9 @@
           <w:b w:val="0"/>
           <w:i w:val="0"/>
           <w:sz w:val="20"/>
-          <w:lang w:val="de-DE"/>
+          <w:lang w:val="en-GB"/>
         </w:rPr>
-        <w:t>Identifizierte Abweichungen im Onboarding-Prozess und unterstützte einen Test, der die durchschnittliche Bearbeitungszeit um 18 Prozent reduzierte.</w:t>
+        <w:t xml:space="preserve">Identified onboarding issues and supported a trial that reduced average processing time by 18 percent.</w:t>
       </w:r>
     </w:p>
     <w:p>
@@ -616,9 +436,9 @@
           <w:b w:val="0"/>
           <w:i w:val="0"/>
           <w:sz w:val="20"/>
-          <w:lang w:val="de-DE"/>
+          <w:lang w:val="en-GB"/>
         </w:rPr>
-        <w:t>Recherchierte und priorisierte 40 potenzielle Kooperationspartner für den Eintritt in zwei neue Städte.</w:t>
+        <w:t xml:space="preserve">Researched and prioritised 40 potential partners for expansion into two new cities.</w:t>
       </w:r>
     </w:p>
     <w:p>
@@ -632,29 +452,11 @@
           <w:b/>
           <w:i w:val="0"/>
           <w:sz w:val="20"/>
-          <w:lang w:val="de-DE"/>
+          <w:lang w:val="en-GB"/>
         </w:rPr>
-        <w:t>Westfalen Beteiligungsberatung GmbH</w:t>
-      </w:r>
-      <w:r>
-        <w:rPr>
-          <w:rFonts w:ascii="Times New Roman" w:hAnsi="Times New Roman" w:eastAsia="Times New Roman"/>
-          <w:b w:val="0"/>
-          <w:i w:val="0"/>
-          <w:sz w:val="20"/>
-          <w:lang w:val="de-DE"/>
-        </w:rPr>
+        <w:t xml:space="preserve">Westfalen Beteiligungsberatung GmbH</w:t>
         <w:tab/>
-      </w:r>
-      <w:r>
-        <w:rPr>
-          <w:rFonts w:ascii="Times New Roman" w:hAnsi="Times New Roman" w:eastAsia="Times New Roman"/>
-          <w:b/>
-          <w:i w:val="0"/>
-          <w:sz w:val="20"/>
-          <w:lang w:val="de-DE"/>
-        </w:rPr>
-        <w:t>Münster, Deutschland</w:t>
+        <w:t xml:space="preserve">Münster, Germany</w:t>
       </w:r>
     </w:p>
     <w:p>
@@ -667,29 +469,11 @@
           <w:b w:val="0"/>
           <w:i/>
           <w:sz w:val="20"/>
-          <w:lang w:val="de-DE"/>
+          <w:lang w:val="en-GB"/>
         </w:rPr>
-        <w:t>Praktikantin Transaction Services</w:t>
-      </w:r>
-      <w:r>
-        <w:rPr>
-          <w:rFonts w:ascii="Times New Roman" w:hAnsi="Times New Roman" w:eastAsia="Times New Roman"/>
-          <w:b w:val="0"/>
-          <w:i/>
-          <w:sz w:val="20"/>
-          <w:lang w:val="de-DE"/>
-        </w:rPr>
+        <w:t xml:space="preserve">Transaction Services Intern</w:t>
         <w:tab/>
-      </w:r>
-      <w:r>
-        <w:rPr>
-          <w:rFonts w:ascii="Times New Roman" w:hAnsi="Times New Roman" w:eastAsia="Times New Roman"/>
-          <w:b w:val="0"/>
-          <w:i w:val="0"/>
-          <w:sz w:val="20"/>
-          <w:lang w:val="de-DE"/>
-        </w:rPr>
-        <w:t>02/2024 – 05/2024</w:t>
+        <w:t xml:space="preserve">02/2024 – 05/2024</w:t>
       </w:r>
     </w:p>
     <w:p>
@@ -707,9 +491,9 @@
           <w:b w:val="0"/>
           <w:i w:val="0"/>
           <w:sz w:val="20"/>
-          <w:lang w:val="de-DE"/>
+          <w:lang w:val="en-GB"/>
         </w:rPr>
-        <w:t>Unterstützte die finanzielle Analyse eines mittelständischen Softwareunternehmens mit rund 25 Millionen Euro Umsatz.</w:t>
+        <w:t xml:space="preserve">Supported financial analysis of a mid-sized software company with approximately EUR 25 million in revenue.</w:t>
       </w:r>
     </w:p>
     <w:p>
@@ -727,9 +511,9 @@
           <w:b w:val="0"/>
           <w:i w:val="0"/>
           <w:sz w:val="20"/>
-          <w:lang w:val="de-DE"/>
+          <w:lang w:val="en-GB"/>
         </w:rPr>
-        <w:t>Bereinigte historische Ergebniskennzahlen und erstellte Auswertungen zu Umsatzqualität, Kundenkonzentration und Working Capital.</w:t>
+        <w:t xml:space="preserve">Normalised historical earnings and analysed revenue quality, customer concentration and working capital.</w:t>
       </w:r>
     </w:p>
     <w:p>
@@ -747,9 +531,9 @@
           <w:b w:val="0"/>
           <w:i w:val="0"/>
           <w:sz w:val="20"/>
-          <w:lang w:val="de-DE"/>
+          <w:lang w:val="en-GB"/>
         </w:rPr>
-        <w:t>Bereitete zentrale Ergebnisse für den Financial-Due-Diligence-Bericht auf.</w:t>
+        <w:t xml:space="preserve">Prepared key findings for the financial due diligence report.</w:t>
       </w:r>
     </w:p>
     <w:p>
@@ -763,29 +547,11 @@
           <w:b/>
           <w:i w:val="0"/>
           <w:sz w:val="20"/>
-          <w:lang w:val="de-DE"/>
+          <w:lang w:val="en-GB"/>
         </w:rPr>
-        <w:t>Orion Consumer Technologies GmbH</w:t>
-      </w:r>
-      <w:r>
-        <w:rPr>
-          <w:rFonts w:ascii="Times New Roman" w:hAnsi="Times New Roman" w:eastAsia="Times New Roman"/>
-          <w:b w:val="0"/>
-          <w:i w:val="0"/>
-          <w:sz w:val="20"/>
-          <w:lang w:val="de-DE"/>
-        </w:rPr>
+        <w:t xml:space="preserve">Orion Consumer Technologies GmbH</w:t>
         <w:tab/>
-      </w:r>
-      <w:r>
-        <w:rPr>
-          <w:rFonts w:ascii="Times New Roman" w:hAnsi="Times New Roman" w:eastAsia="Times New Roman"/>
-          <w:b/>
-          <w:i w:val="0"/>
-          <w:sz w:val="20"/>
-          <w:lang w:val="de-DE"/>
-        </w:rPr>
-        <w:t>Berlin, Deutschland</w:t>
+        <w:t xml:space="preserve">Berlin, Germany</w:t>
       </w:r>
     </w:p>
     <w:p>
@@ -798,29 +564,11 @@
           <w:b w:val="0"/>
           <w:i/>
           <w:sz w:val="20"/>
-          <w:lang w:val="de-DE"/>
+          <w:lang w:val="en-GB"/>
         </w:rPr>
-        <w:t>Praktikantin Business Analytics</w:t>
-      </w:r>
-      <w:r>
-        <w:rPr>
-          <w:rFonts w:ascii="Times New Roman" w:hAnsi="Times New Roman" w:eastAsia="Times New Roman"/>
-          <w:b w:val="0"/>
-          <w:i/>
-          <w:sz w:val="20"/>
-          <w:lang w:val="de-DE"/>
-        </w:rPr>
+        <w:t xml:space="preserve">Business Analytics Intern</w:t>
         <w:tab/>
-      </w:r>
-      <w:r>
-        <w:rPr>
-          <w:rFonts w:ascii="Times New Roman" w:hAnsi="Times New Roman" w:eastAsia="Times New Roman"/>
-          <w:b w:val="0"/>
-          <w:i w:val="0"/>
-          <w:sz w:val="20"/>
-          <w:lang w:val="de-DE"/>
-        </w:rPr>
-        <w:t>08/2023 – 12/2023</w:t>
+        <w:t xml:space="preserve">08/2023 – 12/2023</w:t>
       </w:r>
     </w:p>
     <w:p>
@@ -838,9 +586,9 @@
           <w:b w:val="0"/>
           <w:i w:val="0"/>
           <w:sz w:val="20"/>
-          <w:lang w:val="de-DE"/>
+          <w:lang w:val="en-GB"/>
         </w:rPr>
-        <w:t>Analysierte das Nutzungsverhalten von mehr als 12.000 Kunden und identifizierte drei Segmente mit erhöhter Abwanderungswahrscheinlichkeit.</w:t>
+        <w:t xml:space="preserve">Analysed usage patterns of over 12,000 customers and identified three segments with elevated churn risk.</w:t>
       </w:r>
     </w:p>
     <w:p>
@@ -858,9 +606,9 @@
           <w:b w:val="0"/>
           <w:i w:val="0"/>
           <w:sz w:val="20"/>
-          <w:lang w:val="de-DE"/>
+          <w:lang w:val="en-GB"/>
         </w:rPr>
-        <w:t>Automatisierte ein monatliches Performance-Reporting in Power BI und reduzierte den manuellen Vorbereitungsaufwand um 30 Prozent.</w:t>
+        <w:t xml:space="preserve">Automated monthly performance reporting in Power BI, reducing manual preparation time by 30 percent.</w:t>
       </w:r>
     </w:p>
     <w:p>
@@ -878,9 +626,9 @@
           <w:b w:val="0"/>
           <w:i w:val="0"/>
           <w:sz w:val="20"/>
-          <w:lang w:val="de-DE"/>
+          <w:lang w:val="en-GB"/>
         </w:rPr>
-        <w:t>Präsentierte Handlungsempfehlungen für Produkt und Marketing in einem bereichsübergreifenden Review.</w:t>
+        <w:t xml:space="preserve">Presented recommendations for product and marketing in a cross-functional review.</w:t>
       </w:r>
     </w:p>
     <w:p>
@@ -894,9 +642,9 @@
           <w:b/>
           <w:i w:val="0"/>
           <w:sz w:val="20"/>
-          <w:lang w:val="de-DE"/>
+          <w:lang w:val="en-GB"/>
         </w:rPr>
-        <w:t>Weitere relevante Erfahrungen</w:t>
+        <w:t xml:space="preserve">Additional relevant experience</w:t>
       </w:r>
     </w:p>
     <w:p>
@@ -914,9 +662,9 @@
           <w:b w:val="0"/>
           <w:i w:val="0"/>
           <w:sz w:val="20"/>
-          <w:lang w:val="de-DE"/>
+          <w:lang w:val="en-GB"/>
         </w:rPr>
-        <w:t>Universität Münster: Studentische Hilfskraft; Recherche und Datenaufbereitung für ein Forschungsprojekt zu digitalen Plattformmärkten (10/2022 – 03/2023)</w:t>
+        <w:t xml:space="preserve">University of Münster: Research Assistant; research and data preparation for a digital platform markets project (10/2022 – 03/2023)</w:t>
       </w:r>
     </w:p>
     <w:p>
@@ -934,9 +682,9 @@
           <w:b w:val="0"/>
           <w:i w:val="0"/>
           <w:sz w:val="20"/>
-          <w:lang w:val="de-DE"/>
+          <w:lang w:val="en-GB"/>
         </w:rPr>
-        <w:t>DataLab e. V.: Pro-bono-Analyse von Nutzerfeedback und Unterstützung bei der Priorisierung eines neuen Mitgliederportals (04/2022 – 07/2022)</w:t>
+        <w:t xml:space="preserve">DataLab e. V.: Pro bono user-feedback analysis and support prioritising a new member portal (04/2022 – 07/2022)</w:t>
       </w:r>
     </w:p>
     <w:p>
@@ -952,9 +700,9 @@
           <w:b/>
           <w:i w:val="0"/>
           <w:sz w:val="22"/>
-          <w:lang w:val="de-DE"/>
+          <w:lang w:val="en-GB"/>
         </w:rPr>
-        <w:t>ENGAGEMENT</w:t>
+        <w:t xml:space="preserve">EXTRACURRICULAR ACTIVITIES</w:t>
       </w:r>
     </w:p>
     <w:p>
@@ -967,29 +715,11 @@
           <w:b/>
           <w:i w:val="0"/>
           <w:sz w:val="20"/>
-          <w:lang w:val="de-DE"/>
+          <w:lang w:val="en-GB"/>
         </w:rPr>
-        <w:t>Studentische Unternehmensberatung</w:t>
-      </w:r>
-      <w:r>
-        <w:rPr>
-          <w:rFonts w:ascii="Times New Roman" w:hAnsi="Times New Roman" w:eastAsia="Times New Roman"/>
-          <w:b w:val="0"/>
-          <w:i w:val="0"/>
-          <w:sz w:val="20"/>
-          <w:lang w:val="de-DE"/>
-        </w:rPr>
+        <w:t xml:space="preserve">Student Consulting Association</w:t>
         <w:tab/>
-      </w:r>
-      <w:r>
-        <w:rPr>
-          <w:rFonts w:ascii="Times New Roman" w:hAnsi="Times New Roman" w:eastAsia="Times New Roman"/>
-          <w:b/>
-          <w:i w:val="0"/>
-          <w:sz w:val="20"/>
-          <w:lang w:val="de-DE"/>
-        </w:rPr>
-        <w:t>Köln, Deutschland</w:t>
+        <w:t xml:space="preserve">Cologne, Germany</w:t>
       </w:r>
     </w:p>
     <w:p>
@@ -1002,29 +732,11 @@
           <w:b w:val="0"/>
           <w:i/>
           <w:sz w:val="20"/>
-          <w:lang w:val="de-DE"/>
+          <w:lang w:val="en-GB"/>
         </w:rPr>
-        <w:t>Projektleiterin</w:t>
-      </w:r>
-      <w:r>
-        <w:rPr>
-          <w:rFonts w:ascii="Times New Roman" w:hAnsi="Times New Roman" w:eastAsia="Times New Roman"/>
-          <w:b w:val="0"/>
-          <w:i/>
-          <w:sz w:val="20"/>
-          <w:lang w:val="de-DE"/>
-        </w:rPr>
+        <w:t xml:space="preserve">Project Lead</w:t>
         <w:tab/>
-      </w:r>
-      <w:r>
-        <w:rPr>
-          <w:rFonts w:ascii="Times New Roman" w:hAnsi="Times New Roman" w:eastAsia="Times New Roman"/>
-          <w:b w:val="0"/>
-          <w:i w:val="0"/>
-          <w:sz w:val="20"/>
-          <w:lang w:val="de-DE"/>
-        </w:rPr>
-        <w:t>11/2024 – heute</w:t>
+        <w:t xml:space="preserve">11/2024 – Present</w:t>
       </w:r>
     </w:p>
     <w:p>
@@ -1042,9 +754,9 @@
           <w:b w:val="0"/>
           <w:i w:val="0"/>
           <w:sz w:val="20"/>
-          <w:lang w:val="de-DE"/>
+          <w:lang w:val="en-GB"/>
         </w:rPr>
-        <w:t>Leitete ein vierköpfiges Team bei der Entwicklung einer Markteintrittsstrategie für einen B2B-Softwareanbieter.</w:t>
+        <w:t xml:space="preserve">Led a four-person team developing a market-entry strategy for a B2B software provider.</w:t>
       </w:r>
     </w:p>
     <w:p>
@@ -1062,9 +774,9 @@
           <w:b w:val="0"/>
           <w:i w:val="0"/>
           <w:sz w:val="20"/>
-          <w:lang w:val="de-DE"/>
+          <w:lang w:val="en-GB"/>
         </w:rPr>
-        <w:t>Koordinierte Kundeninterviews, Wettbewerbsanalyse und Ergebnispräsentation über eine Projektlaufzeit von zehn Wochen.</w:t>
+        <w:t xml:space="preserve">Coordinated customer interviews, competitor analysis and the final presentation over ten weeks.</w:t>
       </w:r>
     </w:p>
     <w:p>
@@ -1080,9 +792,9 @@
           <w:b/>
           <w:i w:val="0"/>
           <w:sz w:val="22"/>
-          <w:lang w:val="de-DE"/>
+          <w:lang w:val="en-GB"/>
         </w:rPr>
-        <w:t>KENNTNISSE &amp; INTERESSEN</w:t>
+        <w:t xml:space="preserve">SKILLS &amp; INTERESTS</w:t>
       </w:r>
     </w:p>
     <w:p>
@@ -1095,19 +807,18 @@
           <w:b/>
           <w:i w:val="0"/>
           <w:sz w:val="20"/>
-          <w:lang w:val="de-DE"/>
+          <w:lang w:val="en-GB"/>
         </w:rPr>
-        <w:t xml:space="preserve">Sprachen: </w:t>
+        <w:t xml:space="preserve">Languages:</w:t>
       </w:r>
       <w:r>
         <w:rPr>
           <w:rFonts w:ascii="Times New Roman" w:hAnsi="Times New Roman" w:eastAsia="Times New Roman"/>
-          <w:b w:val="0"/>
           <w:i w:val="0"/>
           <w:sz w:val="20"/>
-          <w:lang w:val="de-DE"/>
+          <w:lang w:val="en-GB"/>
         </w:rPr>
-        <w:t>Deutsch, Muttersprache; Englisch, C1; Französisch, B1</w:t>
+        <w:t xml:space="preserve"> German, native; English, C1; French, B1</w:t>
       </w:r>
     </w:p>
     <w:p>
@@ -1120,19 +831,18 @@
           <w:b/>
           <w:i w:val="0"/>
           <w:sz w:val="20"/>
-          <w:lang w:val="de-DE"/>
+          <w:lang w:val="en-GB"/>
         </w:rPr>
-        <w:t xml:space="preserve">Tools: </w:t>
+        <w:t xml:space="preserve">Tools:</w:t>
       </w:r>
       <w:r>
         <w:rPr>
           <w:rFonts w:ascii="Times New Roman" w:hAnsi="Times New Roman" w:eastAsia="Times New Roman"/>
-          <w:b w:val="0"/>
           <w:i w:val="0"/>
           <w:sz w:val="20"/>
-          <w:lang w:val="de-DE"/>
+          <w:lang w:val="en-GB"/>
         </w:rPr>
-        <w:t>Excel, PowerPoint, Power BI, Tableau; grundlegende Kenntnisse in Python</w:t>
+        <w:t xml:space="preserve"> Excel, PowerPoint, Power BI, Tableau; basic Python</w:t>
       </w:r>
     </w:p>
     <w:p>
@@ -1145,19 +855,18 @@
           <w:b/>
           <w:i w:val="0"/>
           <w:sz w:val="20"/>
-          <w:lang w:val="de-DE"/>
+          <w:lang w:val="en-GB"/>
         </w:rPr>
-        <w:t xml:space="preserve">Methoden: </w:t>
+        <w:t xml:space="preserve">Methods:</w:t>
       </w:r>
       <w:r>
         <w:rPr>
           <w:rFonts w:ascii="Times New Roman" w:hAnsi="Times New Roman" w:eastAsia="Times New Roman"/>
-          <w:b w:val="0"/>
           <w:i w:val="0"/>
           <w:sz w:val="20"/>
-          <w:lang w:val="de-DE"/>
+          <w:lang w:val="en-GB"/>
         </w:rPr>
-        <w:t>Marktanalyse, Business Cases, Financial Modelling, Interviewauswertung</w:t>
+        <w:t xml:space="preserve"> Market analysis, business cases, financial modelling, interview analysis</w:t>
       </w:r>
     </w:p>
     <w:p>
@@ -1170,19 +879,18 @@
           <w:b/>
           <w:i w:val="0"/>
           <w:sz w:val="20"/>
-          <w:lang w:val="de-DE"/>
+          <w:lang w:val="en-GB"/>
         </w:rPr>
-        <w:t xml:space="preserve">Interessen: </w:t>
+        <w:t xml:space="preserve">Interests:</w:t>
       </w:r>
       <w:r>
         <w:rPr>
           <w:rFonts w:ascii="Times New Roman" w:hAnsi="Times New Roman" w:eastAsia="Times New Roman"/>
-          <w:b w:val="0"/>
           <w:i w:val="0"/>
           <w:sz w:val="20"/>
-          <w:lang w:val="de-DE"/>
+          <w:lang w:val="en-GB"/>
         </w:rPr>
-        <w:t>Langstreckenlauf, europäische Wirtschaftspolitik, Urban Mobility</w:t>
+        <w:t xml:space="preserve"> Distance running, European economic policy, urban mobility</w:t>
       </w:r>
     </w:p>
     <w:sectPr>

--- a/skills/write-career-documents/assets/generic-cv-template.docx
+++ b/skills/write-career-documents/assets/generic-cv-template.docx
@@ -5,6 +5,7 @@
     <w:p>
       <w:pPr>
         <w:pStyle w:val="CVName"/>
+        <w:spacing w:line="560" w:lineRule="atLeast" w:before="0" w:after="120"/>
       </w:pPr>
       <w:r>
         <w:rPr>
@@ -20,13 +21,14 @@
     <w:p>
       <w:pPr>
         <w:pStyle w:val="CVContact"/>
+        <w:spacing w:line="260" w:lineRule="atLeast" w:before="0" w:after="100"/>
       </w:pPr>
       <w:r>
         <w:rPr>
           <w:rFonts w:ascii="Times New Roman" w:hAnsi="Times New Roman" w:eastAsia="Times New Roman"/>
           <w:b w:val="0"/>
           <w:i w:val="0"/>
-          <w:sz w:val="22"/>
+          <w:sz w:val="21"/>
           <w:lang w:val="en-GB"/>
         </w:rPr>
         <w:t xml:space="preserve">+49 000 0000000 | lea.hoffmann@example.com</w:t>
@@ -35,9 +37,11 @@
     <w:p>
       <w:pPr>
         <w:pStyle w:val="CVSection"/>
+        <w:keepNext/>
         <w:pBdr>
           <w:bottom w:val="single" w:sz="4" w:space="0" w:color="000000"/>
         </w:pBdr>
+        <w:spacing w:line="250" w:lineRule="atLeast" w:before="140" w:after="40"/>
       </w:pPr>
       <w:r>
         <w:rPr>
@@ -53,13 +57,14 @@
     <w:p>
       <w:pPr>
         <w:pStyle w:val="CVEntry"/>
+        <w:spacing w:line="250" w:lineRule="atLeast" w:before="0" w:after="0"/>
       </w:pPr>
       <w:r>
         <w:rPr>
           <w:rFonts w:ascii="Times New Roman" w:hAnsi="Times New Roman" w:eastAsia="Times New Roman"/>
           <w:b/>
           <w:i w:val="0"/>
-          <w:sz w:val="20"/>
+          <w:sz w:val="22"/>
           <w:lang w:val="en-GB"/>
         </w:rPr>
         <w:t xml:space="preserve">University of Cologne</w:t>
@@ -70,13 +75,14 @@
     <w:p>
       <w:pPr>
         <w:pStyle w:val="CVSubentry"/>
+        <w:spacing w:line="250" w:lineRule="atLeast" w:before="0" w:after="0"/>
       </w:pPr>
       <w:r>
         <w:rPr>
           <w:rFonts w:ascii="Times New Roman" w:hAnsi="Times New Roman" w:eastAsia="Times New Roman"/>
           <w:b w:val="0"/>
           <w:i/>
-          <w:sz w:val="20"/>
+          <w:sz w:val="22"/>
           <w:lang w:val="en-GB"/>
         </w:rPr>
         <w:t xml:space="preserve">Master of Science in Business Administration</w:t>
@@ -92,13 +98,14 @@
           <w:ilvl w:val="0"/>
           <w:numId w:val="10"/>
         </w:numPr>
+        <w:spacing w:line="250" w:lineRule="atLeast" w:before="0" w:after="10"/>
       </w:pPr>
       <w:r>
         <w:rPr>
           <w:rFonts w:ascii="Times New Roman" w:hAnsi="Times New Roman" w:eastAsia="Times New Roman"/>
           <w:b w:val="0"/>
           <w:i w:val="0"/>
-          <w:sz w:val="20"/>
+          <w:sz w:val="22"/>
           <w:lang w:val="en-GB"/>
         </w:rPr>
         <w:t xml:space="preserve">Focus: Corporate Strategy, Finance and Digital Transformation</w:t>
@@ -112,13 +119,14 @@
           <w:ilvl w:val="0"/>
           <w:numId w:val="10"/>
         </w:numPr>
+        <w:spacing w:line="250" w:lineRule="atLeast" w:before="0" w:after="10"/>
       </w:pPr>
       <w:r>
         <w:rPr>
           <w:rFonts w:ascii="Times New Roman" w:hAnsi="Times New Roman" w:eastAsia="Times New Roman"/>
           <w:b w:val="0"/>
           <w:i w:val="0"/>
-          <w:sz w:val="20"/>
+          <w:sz w:val="22"/>
           <w:lang w:val="en-GB"/>
         </w:rPr>
         <w:t xml:space="preserve">Current grade: 1.5 (German scale); exchange semester at Copenhagen Business School</w:t>
@@ -127,14 +135,14 @@
     <w:p>
       <w:pPr>
         <w:pStyle w:val="CVEntry"/>
-        <w:spacing w:before="28"/>
+        <w:spacing w:before="60" w:line="250" w:lineRule="atLeast" w:after="0"/>
       </w:pPr>
       <w:r>
         <w:rPr>
           <w:rFonts w:ascii="Times New Roman" w:hAnsi="Times New Roman" w:eastAsia="Times New Roman"/>
           <w:b/>
           <w:i w:val="0"/>
-          <w:sz w:val="20"/>
+          <w:sz w:val="22"/>
           <w:lang w:val="en-GB"/>
         </w:rPr>
         <w:t xml:space="preserve">University of Münster</w:t>
@@ -145,13 +153,14 @@
     <w:p>
       <w:pPr>
         <w:pStyle w:val="CVSubentry"/>
+        <w:spacing w:line="250" w:lineRule="atLeast" w:before="0" w:after="0"/>
       </w:pPr>
       <w:r>
         <w:rPr>
           <w:rFonts w:ascii="Times New Roman" w:hAnsi="Times New Roman" w:eastAsia="Times New Roman"/>
           <w:b w:val="0"/>
           <w:i/>
-          <w:sz w:val="20"/>
+          <w:sz w:val="22"/>
           <w:lang w:val="en-GB"/>
         </w:rPr>
         <w:t xml:space="preserve">Bachelor of Science in Business Administration</w:t>
@@ -167,13 +176,14 @@
           <w:ilvl w:val="0"/>
           <w:numId w:val="10"/>
         </w:numPr>
+        <w:spacing w:line="250" w:lineRule="atLeast" w:before="0" w:after="10"/>
       </w:pPr>
       <w:r>
         <w:rPr>
           <w:rFonts w:ascii="Times New Roman" w:hAnsi="Times New Roman" w:eastAsia="Times New Roman"/>
           <w:b w:val="0"/>
           <w:i w:val="0"/>
-          <w:sz w:val="20"/>
+          <w:sz w:val="22"/>
           <w:lang w:val="en-GB"/>
         </w:rPr>
         <w:t xml:space="preserve">Final grade: 1.7 (German scale); thesis on valuing digital business models, grade 1.3</w:t>
@@ -182,14 +192,14 @@
     <w:p>
       <w:pPr>
         <w:pStyle w:val="CVEntry"/>
-        <w:spacing w:before="28"/>
+        <w:spacing w:before="60" w:line="250" w:lineRule="atLeast" w:after="0"/>
       </w:pPr>
       <w:r>
         <w:rPr>
           <w:rFonts w:ascii="Times New Roman" w:hAnsi="Times New Roman" w:eastAsia="Times New Roman"/>
           <w:b/>
           <w:i w:val="0"/>
-          <w:sz w:val="20"/>
+          <w:sz w:val="22"/>
           <w:lang w:val="en-GB"/>
         </w:rPr>
         <w:t xml:space="preserve">Copenhagen Business School</w:t>
@@ -200,13 +210,14 @@
     <w:p>
       <w:pPr>
         <w:pStyle w:val="CVSubentry"/>
+        <w:spacing w:line="250" w:lineRule="atLeast" w:before="0" w:after="0"/>
       </w:pPr>
       <w:r>
         <w:rPr>
           <w:rFonts w:ascii="Times New Roman" w:hAnsi="Times New Roman" w:eastAsia="Times New Roman"/>
           <w:b w:val="0"/>
           <w:i/>
-          <w:sz w:val="20"/>
+          <w:sz w:val="22"/>
           <w:lang w:val="en-GB"/>
         </w:rPr>
         <w:t xml:space="preserve">Exchange semester, Master of Science</w:t>
@@ -222,13 +233,14 @@
           <w:ilvl w:val="0"/>
           <w:numId w:val="10"/>
         </w:numPr>
+        <w:spacing w:line="250" w:lineRule="atLeast" w:before="0" w:after="10"/>
       </w:pPr>
       <w:r>
         <w:rPr>
           <w:rFonts w:ascii="Times New Roman" w:hAnsi="Times New Roman" w:eastAsia="Times New Roman"/>
           <w:b w:val="0"/>
           <w:i w:val="0"/>
-          <w:sz w:val="20"/>
+          <w:sz w:val="22"/>
           <w:lang w:val="en-GB"/>
         </w:rPr>
         <w:t xml:space="preserve">Courses in International Strategy, Entrepreneurial Finance and Digital Business</w:t>
@@ -237,9 +249,11 @@
     <w:p>
       <w:pPr>
         <w:pStyle w:val="CVSection"/>
+        <w:keepNext/>
         <w:pBdr>
           <w:bottom w:val="single" w:sz="4" w:space="0" w:color="000000"/>
         </w:pBdr>
+        <w:spacing w:line="250" w:lineRule="atLeast" w:before="140" w:after="40"/>
       </w:pPr>
       <w:r>
         <w:rPr>
@@ -255,13 +269,14 @@
     <w:p>
       <w:pPr>
         <w:pStyle w:val="CVEntry"/>
+        <w:spacing w:line="250" w:lineRule="atLeast" w:before="0" w:after="0"/>
       </w:pPr>
       <w:r>
         <w:rPr>
           <w:rFonts w:ascii="Times New Roman" w:hAnsi="Times New Roman" w:eastAsia="Times New Roman"/>
           <w:b/>
           <w:i w:val="0"/>
-          <w:sz w:val="20"/>
+          <w:sz w:val="22"/>
           <w:lang w:val="en-GB"/>
         </w:rPr>
         <w:t xml:space="preserve">Rheintec Industries AG</w:t>
@@ -272,13 +287,14 @@
     <w:p>
       <w:pPr>
         <w:pStyle w:val="CVSubentry"/>
+        <w:spacing w:line="250" w:lineRule="atLeast" w:before="0" w:after="0"/>
       </w:pPr>
       <w:r>
         <w:rPr>
           <w:rFonts w:ascii="Times New Roman" w:hAnsi="Times New Roman" w:eastAsia="Times New Roman"/>
           <w:b w:val="0"/>
           <w:i/>
-          <w:sz w:val="20"/>
+          <w:sz w:val="22"/>
           <w:lang w:val="en-GB"/>
         </w:rPr>
         <w:t xml:space="preserve">Corporate Strategy Intern</w:t>
@@ -294,13 +310,14 @@
           <w:ilvl w:val="0"/>
           <w:numId w:val="10"/>
         </w:numPr>
+        <w:spacing w:line="250" w:lineRule="atLeast" w:before="0" w:after="10"/>
       </w:pPr>
       <w:r>
         <w:rPr>
           <w:rFonts w:ascii="Times New Roman" w:hAnsi="Times New Roman" w:eastAsia="Times New Roman"/>
           <w:b w:val="0"/>
           <w:i w:val="0"/>
-          <w:sz w:val="20"/>
+          <w:sz w:val="22"/>
           <w:lang w:val="en-GB"/>
         </w:rPr>
         <w:t xml:space="preserve">Analysed five European growth markets for a new service platform and prepared findings for senior management.</w:t>
@@ -314,13 +331,14 @@
           <w:ilvl w:val="0"/>
           <w:numId w:val="10"/>
         </w:numPr>
+        <w:spacing w:line="250" w:lineRule="atLeast" w:before="0" w:after="10"/>
       </w:pPr>
       <w:r>
         <w:rPr>
           <w:rFonts w:ascii="Times New Roman" w:hAnsi="Times New Roman" w:eastAsia="Times New Roman"/>
           <w:b w:val="0"/>
           <w:i w:val="0"/>
-          <w:sz w:val="20"/>
+          <w:sz w:val="22"/>
           <w:lang w:val="en-GB"/>
         </w:rPr>
         <w:t xml:space="preserve">Developed a business case with Finance covering three market-entry scenarios and a five-year planning horizon.</w:t>
@@ -334,13 +352,14 @@
           <w:ilvl w:val="0"/>
           <w:numId w:val="10"/>
         </w:numPr>
+        <w:spacing w:line="250" w:lineRule="atLeast" w:before="0" w:after="10"/>
       </w:pPr>
       <w:r>
         <w:rPr>
           <w:rFonts w:ascii="Times New Roman" w:hAnsi="Times New Roman" w:eastAsia="Times New Roman"/>
           <w:b w:val="0"/>
           <w:i w:val="0"/>
-          <w:sz w:val="20"/>
+          <w:sz w:val="22"/>
           <w:lang w:val="en-GB"/>
         </w:rPr>
         <w:t xml:space="preserve">Structured competitor and customer insights for a strategy workshop with twelve executives.</w:t>
@@ -349,14 +368,14 @@
     <w:p>
       <w:pPr>
         <w:pStyle w:val="CVEntry"/>
-        <w:spacing w:before="28"/>
+        <w:spacing w:before="60" w:line="250" w:lineRule="atLeast" w:after="0"/>
       </w:pPr>
       <w:r>
         <w:rPr>
           <w:rFonts w:ascii="Times New Roman" w:hAnsi="Times New Roman" w:eastAsia="Times New Roman"/>
           <w:b/>
           <w:i w:val="0"/>
-          <w:sz w:val="20"/>
+          <w:sz w:val="22"/>
           <w:lang w:val="en-GB"/>
         </w:rPr>
         <w:t xml:space="preserve">Lumen Mobility GmbH</w:t>
@@ -367,13 +386,14 @@
     <w:p>
       <w:pPr>
         <w:pStyle w:val="CVSubentry"/>
+        <w:spacing w:line="250" w:lineRule="atLeast" w:before="0" w:after="0"/>
       </w:pPr>
       <w:r>
         <w:rPr>
           <w:rFonts w:ascii="Times New Roman" w:hAnsi="Times New Roman" w:eastAsia="Times New Roman"/>
           <w:b w:val="0"/>
           <w:i/>
-          <w:sz w:val="20"/>
+          <w:sz w:val="22"/>
           <w:lang w:val="en-GB"/>
         </w:rPr>
         <w:t xml:space="preserve">Working Student, Founder’s Office</w:t>
@@ -389,13 +409,14 @@
           <w:ilvl w:val="0"/>
           <w:numId w:val="10"/>
         </w:numPr>
+        <w:spacing w:line="250" w:lineRule="atLeast" w:before="0" w:after="10"/>
       </w:pPr>
       <w:r>
         <w:rPr>
           <w:rFonts w:ascii="Times New Roman" w:hAnsi="Times New Roman" w:eastAsia="Times New Roman"/>
           <w:b w:val="0"/>
           <w:i w:val="0"/>
-          <w:sz w:val="20"/>
+          <w:sz w:val="22"/>
           <w:lang w:val="en-GB"/>
         </w:rPr>
         <w:t xml:space="preserve">Produced weekly KPI reporting on sales, customer activation and operational utilisation.</w:t>
@@ -409,13 +430,14 @@
           <w:ilvl w:val="0"/>
           <w:numId w:val="10"/>
         </w:numPr>
+        <w:spacing w:line="250" w:lineRule="atLeast" w:before="0" w:after="10"/>
       </w:pPr>
       <w:r>
         <w:rPr>
           <w:rFonts w:ascii="Times New Roman" w:hAnsi="Times New Roman" w:eastAsia="Times New Roman"/>
           <w:b w:val="0"/>
           <w:i w:val="0"/>
-          <w:sz w:val="20"/>
+          <w:sz w:val="22"/>
           <w:lang w:val="en-GB"/>
         </w:rPr>
         <w:t xml:space="preserve">Identified onboarding issues and supported a trial that reduced average processing time by 18 percent.</w:t>
@@ -429,13 +451,14 @@
           <w:ilvl w:val="0"/>
           <w:numId w:val="10"/>
         </w:numPr>
+        <w:spacing w:line="250" w:lineRule="atLeast" w:before="0" w:after="10"/>
       </w:pPr>
       <w:r>
         <w:rPr>
           <w:rFonts w:ascii="Times New Roman" w:hAnsi="Times New Roman" w:eastAsia="Times New Roman"/>
           <w:b w:val="0"/>
           <w:i w:val="0"/>
-          <w:sz w:val="20"/>
+          <w:sz w:val="22"/>
           <w:lang w:val="en-GB"/>
         </w:rPr>
         <w:t xml:space="preserve">Researched and prioritised 40 potential partners for expansion into two new cities.</w:t>
@@ -444,14 +467,14 @@
     <w:p>
       <w:pPr>
         <w:pStyle w:val="CVEntry"/>
-        <w:spacing w:before="28"/>
+        <w:spacing w:before="60" w:line="250" w:lineRule="atLeast" w:after="0"/>
       </w:pPr>
       <w:r>
         <w:rPr>
           <w:rFonts w:ascii="Times New Roman" w:hAnsi="Times New Roman" w:eastAsia="Times New Roman"/>
           <w:b/>
           <w:i w:val="0"/>
-          <w:sz w:val="20"/>
+          <w:sz w:val="22"/>
           <w:lang w:val="en-GB"/>
         </w:rPr>
         <w:t xml:space="preserve">Westfalen Beteiligungsberatung GmbH</w:t>
@@ -462,13 +485,14 @@
     <w:p>
       <w:pPr>
         <w:pStyle w:val="CVSubentry"/>
+        <w:spacing w:line="250" w:lineRule="atLeast" w:before="0" w:after="0"/>
       </w:pPr>
       <w:r>
         <w:rPr>
           <w:rFonts w:ascii="Times New Roman" w:hAnsi="Times New Roman" w:eastAsia="Times New Roman"/>
           <w:b w:val="0"/>
           <w:i/>
-          <w:sz w:val="20"/>
+          <w:sz w:val="22"/>
           <w:lang w:val="en-GB"/>
         </w:rPr>
         <w:t xml:space="preserve">Transaction Services Intern</w:t>
@@ -484,13 +508,14 @@
           <w:ilvl w:val="0"/>
           <w:numId w:val="10"/>
         </w:numPr>
+        <w:spacing w:line="250" w:lineRule="atLeast" w:before="0" w:after="10"/>
       </w:pPr>
       <w:r>
         <w:rPr>
           <w:rFonts w:ascii="Times New Roman" w:hAnsi="Times New Roman" w:eastAsia="Times New Roman"/>
           <w:b w:val="0"/>
           <w:i w:val="0"/>
-          <w:sz w:val="20"/>
+          <w:sz w:val="22"/>
           <w:lang w:val="en-GB"/>
         </w:rPr>
         <w:t xml:space="preserve">Supported financial analysis of a mid-sized software company with approximately EUR 25 million in revenue.</w:t>
@@ -504,13 +529,14 @@
           <w:ilvl w:val="0"/>
           <w:numId w:val="10"/>
         </w:numPr>
+        <w:spacing w:line="250" w:lineRule="atLeast" w:before="0" w:after="10"/>
       </w:pPr>
       <w:r>
         <w:rPr>
           <w:rFonts w:ascii="Times New Roman" w:hAnsi="Times New Roman" w:eastAsia="Times New Roman"/>
           <w:b w:val="0"/>
           <w:i w:val="0"/>
-          <w:sz w:val="20"/>
+          <w:sz w:val="22"/>
           <w:lang w:val="en-GB"/>
         </w:rPr>
         <w:t xml:space="preserve">Normalised historical earnings and analysed revenue quality, customer concentration and working capital.</w:t>
@@ -524,13 +550,14 @@
           <w:ilvl w:val="0"/>
           <w:numId w:val="10"/>
         </w:numPr>
+        <w:spacing w:line="250" w:lineRule="atLeast" w:before="0" w:after="10"/>
       </w:pPr>
       <w:r>
         <w:rPr>
           <w:rFonts w:ascii="Times New Roman" w:hAnsi="Times New Roman" w:eastAsia="Times New Roman"/>
           <w:b w:val="0"/>
           <w:i w:val="0"/>
-          <w:sz w:val="20"/>
+          <w:sz w:val="22"/>
           <w:lang w:val="en-GB"/>
         </w:rPr>
         <w:t xml:space="preserve">Prepared key findings for the financial due diligence report.</w:t>
@@ -539,14 +566,14 @@
     <w:p>
       <w:pPr>
         <w:pStyle w:val="CVEntry"/>
-        <w:spacing w:before="28"/>
+        <w:spacing w:before="60" w:line="250" w:lineRule="atLeast" w:after="0"/>
       </w:pPr>
       <w:r>
         <w:rPr>
           <w:rFonts w:ascii="Times New Roman" w:hAnsi="Times New Roman" w:eastAsia="Times New Roman"/>
           <w:b/>
           <w:i w:val="0"/>
-          <w:sz w:val="20"/>
+          <w:sz w:val="22"/>
           <w:lang w:val="en-GB"/>
         </w:rPr>
         <w:t xml:space="preserve">Orion Consumer Technologies GmbH</w:t>
@@ -557,13 +584,14 @@
     <w:p>
       <w:pPr>
         <w:pStyle w:val="CVSubentry"/>
+        <w:spacing w:line="250" w:lineRule="atLeast" w:before="0" w:after="0"/>
       </w:pPr>
       <w:r>
         <w:rPr>
           <w:rFonts w:ascii="Times New Roman" w:hAnsi="Times New Roman" w:eastAsia="Times New Roman"/>
           <w:b w:val="0"/>
           <w:i/>
-          <w:sz w:val="20"/>
+          <w:sz w:val="22"/>
           <w:lang w:val="en-GB"/>
         </w:rPr>
         <w:t xml:space="preserve">Business Analytics Intern</w:t>
@@ -579,13 +607,14 @@
           <w:ilvl w:val="0"/>
           <w:numId w:val="10"/>
         </w:numPr>
+        <w:spacing w:line="250" w:lineRule="atLeast" w:before="0" w:after="10"/>
       </w:pPr>
       <w:r>
         <w:rPr>
           <w:rFonts w:ascii="Times New Roman" w:hAnsi="Times New Roman" w:eastAsia="Times New Roman"/>
           <w:b w:val="0"/>
           <w:i w:val="0"/>
-          <w:sz w:val="20"/>
+          <w:sz w:val="22"/>
           <w:lang w:val="en-GB"/>
         </w:rPr>
         <w:t xml:space="preserve">Analysed usage patterns of over 12,000 customers and identified three segments with elevated churn risk.</w:t>
@@ -599,13 +628,14 @@
           <w:ilvl w:val="0"/>
           <w:numId w:val="10"/>
         </w:numPr>
+        <w:spacing w:line="250" w:lineRule="atLeast" w:before="0" w:after="10"/>
       </w:pPr>
       <w:r>
         <w:rPr>
           <w:rFonts w:ascii="Times New Roman" w:hAnsi="Times New Roman" w:eastAsia="Times New Roman"/>
           <w:b w:val="0"/>
           <w:i w:val="0"/>
-          <w:sz w:val="20"/>
+          <w:sz w:val="22"/>
           <w:lang w:val="en-GB"/>
         </w:rPr>
         <w:t xml:space="preserve">Automated monthly performance reporting in Power BI, reducing manual preparation time by 30 percent.</w:t>
@@ -619,13 +649,14 @@
           <w:ilvl w:val="0"/>
           <w:numId w:val="10"/>
         </w:numPr>
+        <w:spacing w:line="250" w:lineRule="atLeast" w:before="0" w:after="10"/>
       </w:pPr>
       <w:r>
         <w:rPr>
           <w:rFonts w:ascii="Times New Roman" w:hAnsi="Times New Roman" w:eastAsia="Times New Roman"/>
           <w:b w:val="0"/>
           <w:i w:val="0"/>
-          <w:sz w:val="20"/>
+          <w:sz w:val="22"/>
           <w:lang w:val="en-GB"/>
         </w:rPr>
         <w:t xml:space="preserve">Presented recommendations for product and marketing in a cross-functional review.</w:t>
@@ -634,14 +665,14 @@
     <w:p>
       <w:pPr>
         <w:pStyle w:val="CVEntry"/>
-        <w:spacing w:before="28"/>
+        <w:spacing w:before="0" w:line="250" w:lineRule="atLeast" w:after="0"/>
       </w:pPr>
       <w:r>
         <w:rPr>
           <w:rFonts w:ascii="Times New Roman" w:hAnsi="Times New Roman" w:eastAsia="Times New Roman"/>
           <w:b/>
           <w:i w:val="0"/>
-          <w:sz w:val="20"/>
+          <w:sz w:val="22"/>
           <w:lang w:val="en-GB"/>
         </w:rPr>
         <w:t xml:space="preserve">Additional relevant experience</w:t>
@@ -655,13 +686,14 @@
           <w:ilvl w:val="0"/>
           <w:numId w:val="10"/>
         </w:numPr>
+        <w:spacing w:line="250" w:lineRule="atLeast" w:before="0" w:after="10"/>
       </w:pPr>
       <w:r>
         <w:rPr>
           <w:rFonts w:ascii="Times New Roman" w:hAnsi="Times New Roman" w:eastAsia="Times New Roman"/>
           <w:b w:val="0"/>
           <w:i w:val="0"/>
-          <w:sz w:val="20"/>
+          <w:sz w:val="22"/>
           <w:lang w:val="en-GB"/>
         </w:rPr>
         <w:t xml:space="preserve">University of Münster: Research Assistant; research and data preparation for a digital platform markets project (10/2022 – 03/2023)</w:t>
@@ -675,13 +707,14 @@
           <w:ilvl w:val="0"/>
           <w:numId w:val="10"/>
         </w:numPr>
+        <w:spacing w:line="250" w:lineRule="atLeast" w:before="0" w:after="10"/>
       </w:pPr>
       <w:r>
         <w:rPr>
           <w:rFonts w:ascii="Times New Roman" w:hAnsi="Times New Roman" w:eastAsia="Times New Roman"/>
           <w:b w:val="0"/>
           <w:i w:val="0"/>
-          <w:sz w:val="20"/>
+          <w:sz w:val="22"/>
           <w:lang w:val="en-GB"/>
         </w:rPr>
         <w:t xml:space="preserve">DataLab e. V.: Pro bono user-feedback analysis and support prioritising a new member portal (04/2022 – 07/2022)</w:t>
@@ -690,9 +723,11 @@
     <w:p>
       <w:pPr>
         <w:pStyle w:val="CVSection"/>
+        <w:keepNext/>
         <w:pBdr>
           <w:bottom w:val="single" w:sz="4" w:space="0" w:color="000000"/>
         </w:pBdr>
+        <w:spacing w:line="250" w:lineRule="atLeast" w:before="140" w:after="40"/>
       </w:pPr>
       <w:r>
         <w:rPr>
@@ -708,13 +743,14 @@
     <w:p>
       <w:pPr>
         <w:pStyle w:val="CVEntry"/>
+        <w:spacing w:line="250" w:lineRule="atLeast" w:before="0" w:after="0"/>
       </w:pPr>
       <w:r>
         <w:rPr>
           <w:rFonts w:ascii="Times New Roman" w:hAnsi="Times New Roman" w:eastAsia="Times New Roman"/>
           <w:b/>
           <w:i w:val="0"/>
-          <w:sz w:val="20"/>
+          <w:sz w:val="22"/>
           <w:lang w:val="en-GB"/>
         </w:rPr>
         <w:t xml:space="preserve">Student Consulting Association</w:t>
@@ -725,13 +761,14 @@
     <w:p>
       <w:pPr>
         <w:pStyle w:val="CVSubentry"/>
+        <w:spacing w:line="250" w:lineRule="atLeast" w:before="0" w:after="0"/>
       </w:pPr>
       <w:r>
         <w:rPr>
           <w:rFonts w:ascii="Times New Roman" w:hAnsi="Times New Roman" w:eastAsia="Times New Roman"/>
           <w:b w:val="0"/>
           <w:i/>
-          <w:sz w:val="20"/>
+          <w:sz w:val="22"/>
           <w:lang w:val="en-GB"/>
         </w:rPr>
         <w:t xml:space="preserve">Project Lead</w:t>
@@ -747,13 +784,14 @@
           <w:ilvl w:val="0"/>
           <w:numId w:val="10"/>
         </w:numPr>
+        <w:spacing w:line="250" w:lineRule="atLeast" w:before="0" w:after="10"/>
       </w:pPr>
       <w:r>
         <w:rPr>
           <w:rFonts w:ascii="Times New Roman" w:hAnsi="Times New Roman" w:eastAsia="Times New Roman"/>
           <w:b w:val="0"/>
           <w:i w:val="0"/>
-          <w:sz w:val="20"/>
+          <w:sz w:val="22"/>
           <w:lang w:val="en-GB"/>
         </w:rPr>
         <w:t xml:space="preserve">Led a four-person team developing a market-entry strategy for a B2B software provider.</w:t>
@@ -767,13 +805,14 @@
           <w:ilvl w:val="0"/>
           <w:numId w:val="10"/>
         </w:numPr>
+        <w:spacing w:line="250" w:lineRule="atLeast" w:before="0" w:after="10"/>
       </w:pPr>
       <w:r>
         <w:rPr>
           <w:rFonts w:ascii="Times New Roman" w:hAnsi="Times New Roman" w:eastAsia="Times New Roman"/>
           <w:b w:val="0"/>
           <w:i w:val="0"/>
-          <w:sz w:val="20"/>
+          <w:sz w:val="22"/>
           <w:lang w:val="en-GB"/>
         </w:rPr>
         <w:t xml:space="preserve">Coordinated customer interviews, competitor analysis and the final presentation over ten weeks.</w:t>
@@ -782,9 +821,11 @@
     <w:p>
       <w:pPr>
         <w:pStyle w:val="CVSection"/>
+        <w:keepNext/>
         <w:pBdr>
           <w:bottom w:val="single" w:sz="4" w:space="0" w:color="000000"/>
         </w:pBdr>
+        <w:spacing w:line="250" w:lineRule="atLeast" w:before="140" w:after="40"/>
       </w:pPr>
       <w:r>
         <w:rPr>
@@ -800,13 +841,14 @@
     <w:p>
       <w:pPr>
         <w:pStyle w:val="CVSkills"/>
+        <w:spacing w:line="250" w:lineRule="atLeast" w:before="0" w:after="0"/>
       </w:pPr>
       <w:r>
         <w:rPr>
           <w:rFonts w:ascii="Times New Roman" w:hAnsi="Times New Roman" w:eastAsia="Times New Roman"/>
           <w:b/>
           <w:i w:val="0"/>
-          <w:sz w:val="20"/>
+          <w:sz w:val="22"/>
           <w:lang w:val="en-GB"/>
         </w:rPr>
         <w:t xml:space="preserve">Languages:</w:t>
@@ -815,7 +857,7 @@
         <w:rPr>
           <w:rFonts w:ascii="Times New Roman" w:hAnsi="Times New Roman" w:eastAsia="Times New Roman"/>
           <w:i w:val="0"/>
-          <w:sz w:val="20"/>
+          <w:sz w:val="22"/>
           <w:lang w:val="en-GB"/>
         </w:rPr>
         <w:t xml:space="preserve"> German, native; English, C1; French, B1</w:t>
@@ -824,13 +866,14 @@
     <w:p>
       <w:pPr>
         <w:pStyle w:val="CVSkills"/>
+        <w:spacing w:line="250" w:lineRule="atLeast" w:before="0" w:after="0"/>
       </w:pPr>
       <w:r>
         <w:rPr>
           <w:rFonts w:ascii="Times New Roman" w:hAnsi="Times New Roman" w:eastAsia="Times New Roman"/>
           <w:b/>
           <w:i w:val="0"/>
-          <w:sz w:val="20"/>
+          <w:sz w:val="22"/>
           <w:lang w:val="en-GB"/>
         </w:rPr>
         <w:t xml:space="preserve">Tools:</w:t>
@@ -839,7 +882,7 @@
         <w:rPr>
           <w:rFonts w:ascii="Times New Roman" w:hAnsi="Times New Roman" w:eastAsia="Times New Roman"/>
           <w:i w:val="0"/>
-          <w:sz w:val="20"/>
+          <w:sz w:val="22"/>
           <w:lang w:val="en-GB"/>
         </w:rPr>
         <w:t xml:space="preserve"> Excel, PowerPoint, Power BI, Tableau; basic Python</w:t>
@@ -848,13 +891,14 @@
     <w:p>
       <w:pPr>
         <w:pStyle w:val="CVSkills"/>
+        <w:spacing w:line="250" w:lineRule="atLeast" w:before="0" w:after="0"/>
       </w:pPr>
       <w:r>
         <w:rPr>
           <w:rFonts w:ascii="Times New Roman" w:hAnsi="Times New Roman" w:eastAsia="Times New Roman"/>
           <w:b/>
           <w:i w:val="0"/>
-          <w:sz w:val="20"/>
+          <w:sz w:val="22"/>
           <w:lang w:val="en-GB"/>
         </w:rPr>
         <w:t xml:space="preserve">Methods:</w:t>
@@ -863,7 +907,7 @@
         <w:rPr>
           <w:rFonts w:ascii="Times New Roman" w:hAnsi="Times New Roman" w:eastAsia="Times New Roman"/>
           <w:i w:val="0"/>
-          <w:sz w:val="20"/>
+          <w:sz w:val="22"/>
           <w:lang w:val="en-GB"/>
         </w:rPr>
         <w:t xml:space="preserve"> Market analysis, business cases, financial modelling, interview analysis</w:t>
@@ -872,13 +916,14 @@
     <w:p>
       <w:pPr>
         <w:pStyle w:val="CVSkills"/>
+        <w:spacing w:line="250" w:lineRule="atLeast" w:before="0" w:after="0"/>
       </w:pPr>
       <w:r>
         <w:rPr>
           <w:rFonts w:ascii="Times New Roman" w:hAnsi="Times New Roman" w:eastAsia="Times New Roman"/>
           <w:b/>
           <w:i w:val="0"/>
-          <w:sz w:val="20"/>
+          <w:sz w:val="22"/>
           <w:lang w:val="en-GB"/>
         </w:rPr>
         <w:t xml:space="preserve">Interests:</w:t>
@@ -887,7 +932,7 @@
         <w:rPr>
           <w:rFonts w:ascii="Times New Roman" w:hAnsi="Times New Roman" w:eastAsia="Times New Roman"/>
           <w:i w:val="0"/>
-          <w:sz w:val="20"/>
+          <w:sz w:val="22"/>
           <w:lang w:val="en-GB"/>
         </w:rPr>
         <w:t xml:space="preserve"> Distance running, European economic policy, urban mobility</w:t>
@@ -895,7 +940,7 @@
     </w:p>
     <w:sectPr>
       <w:pgSz w:w="11906" w:h="16838"/>
-      <w:pgMar w:top="595" w:right="567" w:bottom="482" w:left="567" w:header="0" w:footer="0" w:gutter="0"/>
+      <w:pgMar w:top="794" w:right="567" w:bottom="794" w:left="567" w:header="0" w:footer="0" w:gutter="0"/>
       <w:cols w:space="720"/>
       <w:docGrid w:linePitch="360"/>
     </w:sectPr>
@@ -1292,7 +1337,7 @@
     </w:pPr>
     <w:rPr>
       <w:rFonts w:ascii="Times New Roman" w:hAnsi="Times New Roman"/>
-      <w:sz w:val="20"/>
+      <w:sz w:val="22"/>
     </w:rPr>
   </w:style>
   <w:style w:type="paragraph" w:styleId="Header">
